--- a/MP/Lab_6/Отчет.docx
+++ b/MP/Lab_6/Отчет.docx
@@ -1,6 +1,6 @@
 
 <file path=word/document.xml><?xml version="1.0" encoding="utf-8"?>
-<w:document xmlns:wpc="http://schemas.microsoft.com/office/word/2010/wordprocessingCanvas" xmlns:cx="http://schemas.microsoft.com/office/drawing/2014/chartex" xmlns:cx1="http://schemas.microsoft.com/office/drawing/2015/9/8/chartex" xmlns:cx2="http://schemas.microsoft.com/office/drawing/2015/10/21/chartex" xmlns:cx3="http://schemas.microsoft.com/office/drawing/2016/5/9/chartex" xmlns:cx4="http://schemas.microsoft.com/office/drawing/2016/5/10/chartex" xmlns:cx5="http://schemas.microsoft.com/office/drawing/2016/5/11/chartex" xmlns:cx6="http://schemas.microsoft.com/office/drawing/2016/5/12/chartex" xmlns:cx7="http://schemas.microsoft.com/office/drawing/2016/5/13/chartex" xmlns:cx8="http://schemas.microsoft.com/office/drawing/2016/5/14/chartex" xmlns:mc="http://schemas.openxmlformats.org/markup-compatibility/2006" xmlns:aink="http://schemas.microsoft.com/office/drawing/2016/ink" xmlns:am3d="http://schemas.microsoft.com/office/drawing/2017/model3d" xmlns:o="urn:schemas-microsoft-com:office:office" xmlns:oel="http://schemas.microsoft.com/office/2019/extlst" xmlns:r="http://schemas.openxmlformats.org/officeDocument/2006/relationships" xmlns:m="http://schemas.openxmlformats.org/officeDocument/2006/math" xmlns:v="urn:schemas-microsoft-com:vml" xmlns:wp14="http://schemas.microsoft.com/office/word/2010/wordprocessingDrawing" xmlns:wp="http://schemas.openxmlformats.org/drawingml/2006/wordprocessingDrawing" xmlns:w10="urn:schemas-microsoft-com:office:word" xmlns:w="http://schemas.openxmlformats.org/wordprocessingml/2006/main" xmlns:w14="http://schemas.microsoft.com/office/word/2010/wordml" xmlns:w15="http://schemas.microsoft.com/office/word/2012/wordml" xmlns:w16cex="http://schemas.microsoft.com/office/word/2018/wordml/cex" xmlns:w16cid="http://schemas.microsoft.com/office/word/2016/wordml/cid" xmlns:w16="http://schemas.microsoft.com/office/word/2018/wordml" xmlns:w16du="http://schemas.microsoft.com/office/word/2023/wordml/word16du" xmlns:w16sdtdh="http://schemas.microsoft.com/office/word/2020/wordml/sdtdatahash" xmlns:w16sdtfl="http://schemas.microsoft.com/office/word/2024/wordml/sdtformatlock" xmlns:w16se="http://schemas.microsoft.com/office/word/2015/wordml/symex" xmlns:wpg="http://schemas.microsoft.com/office/word/2010/wordprocessingGroup" xmlns:wpi="http://schemas.microsoft.com/office/word/2010/wordprocessingInk" xmlns:wne="http://schemas.microsoft.com/office/word/2006/wordml" xmlns:wps="http://schemas.microsoft.com/office/word/2010/wordprocessingShape" mc:Ignorable="w14 w15 w16se w16cid w16 w16cex w16sdtdh w16sdtfl w16du wp14">
+<w:document xmlns:wpc="http://schemas.microsoft.com/office/word/2010/wordprocessingCanvas" xmlns:cx="http://schemas.microsoft.com/office/drawing/2014/chartex" xmlns:cx1="http://schemas.microsoft.com/office/drawing/2015/9/8/chartex" xmlns:cx2="http://schemas.microsoft.com/office/drawing/2015/10/21/chartex" xmlns:cx3="http://schemas.microsoft.com/office/drawing/2016/5/9/chartex" xmlns:cx4="http://schemas.microsoft.com/office/drawing/2016/5/10/chartex" xmlns:cx5="http://schemas.microsoft.com/office/drawing/2016/5/11/chartex" xmlns:cx6="http://schemas.microsoft.com/office/drawing/2016/5/12/chartex" xmlns:cx7="http://schemas.microsoft.com/office/drawing/2016/5/13/chartex" xmlns:cx8="http://schemas.microsoft.com/office/drawing/2016/5/14/chartex" xmlns:mc="http://schemas.openxmlformats.org/markup-compatibility/2006" xmlns:aink="http://schemas.microsoft.com/office/drawing/2016/ink" xmlns:am3d="http://schemas.microsoft.com/office/drawing/2017/model3d" xmlns:o="urn:schemas-microsoft-com:office:office" xmlns:oel="http://schemas.microsoft.com/office/2019/extlst" xmlns:r="http://schemas.openxmlformats.org/officeDocument/2006/relationships" xmlns:m="http://schemas.openxmlformats.org/officeDocument/2006/math" xmlns:v="urn:schemas-microsoft-com:vml" xmlns:wp14="http://schemas.microsoft.com/office/word/2010/wordprocessingDrawing" xmlns:wp="http://schemas.openxmlformats.org/drawingml/2006/wordprocessingDrawing" xmlns:w10="urn:schemas-microsoft-com:office:word" xmlns:w="http://schemas.openxmlformats.org/wordprocessingml/2006/main" xmlns:w14="http://schemas.microsoft.com/office/word/2010/wordml" xmlns:w15="http://schemas.microsoft.com/office/word/2012/wordml" xmlns:w16cex="http://schemas.microsoft.com/office/word/2018/wordml/cex" xmlns:w16cid="http://schemas.microsoft.com/office/word/2016/wordml/cid" xmlns:w16="http://schemas.microsoft.com/office/word/2018/wordml" xmlns:w16sdtdh="http://schemas.microsoft.com/office/word/2020/wordml/sdtdatahash" xmlns:w16se="http://schemas.microsoft.com/office/word/2015/wordml/symex" xmlns:wpg="http://schemas.microsoft.com/office/word/2010/wordprocessingGroup" xmlns:wpi="http://schemas.microsoft.com/office/word/2010/wordprocessingInk" xmlns:wne="http://schemas.microsoft.com/office/word/2006/wordml" xmlns:wps="http://schemas.microsoft.com/office/word/2010/wordprocessingShape" mc:Ignorable="w14 w15 w16se w16cid w16 w16cex w16sdtdh wp14">
   <w:body>
     <w:p>
       <w:pPr>
@@ -2020,25 +2020,14 @@
                 <w:lang w:val="en-US"/>
               </w:rPr>
             </w:pPr>
-            <w:proofErr w:type="gramStart"/>
-            <w:r>
-              <w:rPr>
-                <w:rFonts w:ascii="Times New Roman" w:hAnsi="Times New Roman" w:cs="Times New Roman"/>
-                <w:sz w:val="28"/>
-                <w:szCs w:val="28"/>
-                <w:lang w:val="en-US"/>
-              </w:rPr>
-              <w:t>E(</w:t>
-            </w:r>
-            <w:proofErr w:type="gramEnd"/>
-            <w:r>
-              <w:rPr>
-                <w:rFonts w:ascii="Times New Roman" w:hAnsi="Times New Roman" w:cs="Times New Roman"/>
-                <w:sz w:val="28"/>
-                <w:szCs w:val="28"/>
-                <w:lang w:val="en-US"/>
-              </w:rPr>
-              <w:t>0,3)</w:t>
+            <w:r>
+              <w:rPr>
+                <w:rFonts w:ascii="Times New Roman" w:hAnsi="Times New Roman" w:cs="Times New Roman"/>
+                <w:sz w:val="28"/>
+                <w:szCs w:val="28"/>
+                <w:lang w:val="en-US"/>
+              </w:rPr>
+              <w:t>E(0,3)</w:t>
             </w:r>
           </w:p>
         </w:tc>
@@ -2058,25 +2047,14 @@
                 <w:lang w:val="en-US"/>
               </w:rPr>
             </w:pPr>
-            <w:proofErr w:type="gramStart"/>
-            <w:r>
-              <w:rPr>
-                <w:rFonts w:ascii="Times New Roman" w:hAnsi="Times New Roman" w:cs="Times New Roman"/>
-                <w:sz w:val="28"/>
-                <w:szCs w:val="28"/>
-                <w:lang w:val="en-US"/>
-              </w:rPr>
-              <w:t>E(</w:t>
-            </w:r>
-            <w:proofErr w:type="gramEnd"/>
-            <w:r>
-              <w:rPr>
-                <w:rFonts w:ascii="Times New Roman" w:hAnsi="Times New Roman" w:cs="Times New Roman"/>
-                <w:sz w:val="28"/>
-                <w:szCs w:val="28"/>
-                <w:lang w:val="en-US"/>
-              </w:rPr>
-              <w:t>3,2)</w:t>
+            <w:r>
+              <w:rPr>
+                <w:rFonts w:ascii="Times New Roman" w:hAnsi="Times New Roman" w:cs="Times New Roman"/>
+                <w:sz w:val="28"/>
+                <w:szCs w:val="28"/>
+                <w:lang w:val="en-US"/>
+              </w:rPr>
+              <w:t>E(3,2)</w:t>
             </w:r>
           </w:p>
         </w:tc>
@@ -2096,25 +2074,14 @@
                 <w:lang w:val="ru-RU"/>
               </w:rPr>
             </w:pPr>
-            <w:proofErr w:type="gramStart"/>
-            <w:r>
-              <w:rPr>
-                <w:rFonts w:ascii="Times New Roman" w:hAnsi="Times New Roman" w:cs="Times New Roman"/>
-                <w:sz w:val="28"/>
-                <w:szCs w:val="28"/>
-                <w:lang w:val="en-US"/>
-              </w:rPr>
-              <w:t>E(</w:t>
-            </w:r>
-            <w:proofErr w:type="gramEnd"/>
-            <w:r>
-              <w:rPr>
-                <w:rFonts w:ascii="Times New Roman" w:hAnsi="Times New Roman" w:cs="Times New Roman"/>
-                <w:sz w:val="28"/>
-                <w:szCs w:val="28"/>
-                <w:lang w:val="en-US"/>
-              </w:rPr>
-              <w:t>3,5)</w:t>
+            <w:r>
+              <w:rPr>
+                <w:rFonts w:ascii="Times New Roman" w:hAnsi="Times New Roman" w:cs="Times New Roman"/>
+                <w:sz w:val="28"/>
+                <w:szCs w:val="28"/>
+                <w:lang w:val="en-US"/>
+              </w:rPr>
+              <w:t>E(3,5)</w:t>
             </w:r>
           </w:p>
         </w:tc>
@@ -2134,25 +2101,14 @@
                 <w:lang w:val="ru-RU"/>
               </w:rPr>
             </w:pPr>
-            <w:proofErr w:type="gramStart"/>
-            <w:r>
-              <w:rPr>
-                <w:rFonts w:ascii="Times New Roman" w:hAnsi="Times New Roman" w:cs="Times New Roman"/>
-                <w:sz w:val="28"/>
-                <w:szCs w:val="28"/>
-                <w:lang w:val="en-US"/>
-              </w:rPr>
-              <w:t>E(</w:t>
-            </w:r>
-            <w:proofErr w:type="gramEnd"/>
-            <w:r>
-              <w:rPr>
-                <w:rFonts w:ascii="Times New Roman" w:hAnsi="Times New Roman" w:cs="Times New Roman"/>
-                <w:sz w:val="28"/>
-                <w:szCs w:val="28"/>
-                <w:lang w:val="en-US"/>
-              </w:rPr>
-              <w:t>3,6)</w:t>
+            <w:r>
+              <w:rPr>
+                <w:rFonts w:ascii="Times New Roman" w:hAnsi="Times New Roman" w:cs="Times New Roman"/>
+                <w:sz w:val="28"/>
+                <w:szCs w:val="28"/>
+                <w:lang w:val="en-US"/>
+              </w:rPr>
+              <w:t>E(3,6)</w:t>
             </w:r>
           </w:p>
         </w:tc>
@@ -2172,25 +2128,14 @@
                 <w:lang w:val="ru-RU"/>
               </w:rPr>
             </w:pPr>
-            <w:proofErr w:type="gramStart"/>
-            <w:r>
-              <w:rPr>
-                <w:rFonts w:ascii="Times New Roman" w:hAnsi="Times New Roman" w:cs="Times New Roman"/>
-                <w:sz w:val="28"/>
-                <w:szCs w:val="28"/>
-                <w:lang w:val="en-US"/>
-              </w:rPr>
-              <w:t>E(</w:t>
-            </w:r>
-            <w:proofErr w:type="gramEnd"/>
-            <w:r>
-              <w:rPr>
-                <w:rFonts w:ascii="Times New Roman" w:hAnsi="Times New Roman" w:cs="Times New Roman"/>
-                <w:sz w:val="28"/>
-                <w:szCs w:val="28"/>
-                <w:lang w:val="en-US"/>
-              </w:rPr>
-              <w:t>4,1)</w:t>
+            <w:r>
+              <w:rPr>
+                <w:rFonts w:ascii="Times New Roman" w:hAnsi="Times New Roman" w:cs="Times New Roman"/>
+                <w:sz w:val="28"/>
+                <w:szCs w:val="28"/>
+                <w:lang w:val="en-US"/>
+              </w:rPr>
+              <w:t>E(4,1)</w:t>
             </w:r>
           </w:p>
         </w:tc>
@@ -2210,25 +2155,14 @@
                 <w:lang w:val="ru-RU"/>
               </w:rPr>
             </w:pPr>
-            <w:proofErr w:type="gramStart"/>
-            <w:r>
-              <w:rPr>
-                <w:rFonts w:ascii="Times New Roman" w:hAnsi="Times New Roman" w:cs="Times New Roman"/>
-                <w:sz w:val="28"/>
-                <w:szCs w:val="28"/>
-                <w:lang w:val="en-US"/>
-              </w:rPr>
-              <w:t>E(</w:t>
-            </w:r>
-            <w:proofErr w:type="gramEnd"/>
-            <w:r>
-              <w:rPr>
-                <w:rFonts w:ascii="Times New Roman" w:hAnsi="Times New Roman" w:cs="Times New Roman"/>
-                <w:sz w:val="28"/>
-                <w:szCs w:val="28"/>
-                <w:lang w:val="en-US"/>
-              </w:rPr>
-              <w:t>5,2)</w:t>
+            <w:r>
+              <w:rPr>
+                <w:rFonts w:ascii="Times New Roman" w:hAnsi="Times New Roman" w:cs="Times New Roman"/>
+                <w:sz w:val="28"/>
+                <w:szCs w:val="28"/>
+                <w:lang w:val="en-US"/>
+              </w:rPr>
+              <w:t>E(5,2)</w:t>
             </w:r>
           </w:p>
         </w:tc>
@@ -2248,25 +2182,14 @@
                 <w:lang w:val="en-US"/>
               </w:rPr>
             </w:pPr>
-            <w:proofErr w:type="gramStart"/>
-            <w:r>
-              <w:rPr>
-                <w:rFonts w:ascii="Times New Roman" w:hAnsi="Times New Roman" w:cs="Times New Roman"/>
-                <w:sz w:val="28"/>
-                <w:szCs w:val="28"/>
-                <w:lang w:val="en-US"/>
-              </w:rPr>
-              <w:t>E(</w:t>
-            </w:r>
-            <w:proofErr w:type="gramEnd"/>
-            <w:r>
-              <w:rPr>
-                <w:rFonts w:ascii="Times New Roman" w:hAnsi="Times New Roman" w:cs="Times New Roman"/>
-                <w:sz w:val="28"/>
-                <w:szCs w:val="28"/>
-                <w:lang w:val="en-US"/>
-              </w:rPr>
-              <w:t>5, 6)</w:t>
+            <w:r>
+              <w:rPr>
+                <w:rFonts w:ascii="Times New Roman" w:hAnsi="Times New Roman" w:cs="Times New Roman"/>
+                <w:sz w:val="28"/>
+                <w:szCs w:val="28"/>
+                <w:lang w:val="en-US"/>
+              </w:rPr>
+              <w:t>E(5, 6)</w:t>
             </w:r>
           </w:p>
         </w:tc>
@@ -2286,25 +2209,14 @@
                 <w:lang w:val="en-US"/>
               </w:rPr>
             </w:pPr>
-            <w:proofErr w:type="gramStart"/>
-            <w:r>
-              <w:rPr>
-                <w:rFonts w:ascii="Times New Roman" w:hAnsi="Times New Roman" w:cs="Times New Roman"/>
-                <w:sz w:val="28"/>
-                <w:szCs w:val="28"/>
-                <w:lang w:val="en-US"/>
-              </w:rPr>
-              <w:t>E(</w:t>
-            </w:r>
-            <w:proofErr w:type="gramEnd"/>
-            <w:r>
-              <w:rPr>
-                <w:rFonts w:ascii="Times New Roman" w:hAnsi="Times New Roman" w:cs="Times New Roman"/>
-                <w:sz w:val="28"/>
-                <w:szCs w:val="28"/>
-                <w:lang w:val="en-US"/>
-              </w:rPr>
-              <w:t>6, 4)</w:t>
+            <w:r>
+              <w:rPr>
+                <w:rFonts w:ascii="Times New Roman" w:hAnsi="Times New Roman" w:cs="Times New Roman"/>
+                <w:sz w:val="28"/>
+                <w:szCs w:val="28"/>
+                <w:lang w:val="en-US"/>
+              </w:rPr>
+              <w:t>E(6, 4)</w:t>
             </w:r>
           </w:p>
         </w:tc>
@@ -4539,8 +4451,13 @@
     </w:p>
     <w:p>
       <w:pPr>
-        <w:spacing w:before="0" w:after="0" w:line="276" w:lineRule="auto"/>
-        <w:ind w:left="-1134" w:right="-1" w:firstLine="708"/>
+        <w:pStyle w:val="a7"/>
+        <w:numPr>
+          <w:ilvl w:val="0"/>
+          <w:numId w:val="6"/>
+        </w:numPr>
+        <w:spacing w:before="0" w:after="0" w:line="276" w:lineRule="auto"/>
+        <w:ind w:right="-1"/>
         <w:rPr>
           <w:rFonts w:ascii="Times New Roman" w:hAnsi="Times New Roman" w:cs="Times New Roman"/>
           <w:b/>
@@ -4557,7 +4474,7 @@
           <w:sz w:val="28"/>
           <w:szCs w:val="28"/>
         </w:rPr>
-        <w:t>1. Алгоритм поиска в ширину (BFS)</w:t>
+        <w:t>Алгоритм поиска в ширину (BFS)</w:t>
       </w:r>
     </w:p>
     <w:p>
@@ -5500,17 +5417,15 @@
           <w:sz w:val="28"/>
           <w:szCs w:val="28"/>
         </w:rPr>
-        <w:t> 1, 2, 4, 6, 5, 3, 0 </w:t>
-      </w:r>
-      <w:r>
-        <w:rPr>
-          <w:rFonts w:ascii="Times New Roman" w:hAnsi="Times New Roman" w:cs="Times New Roman"/>
-          <w:i/>
-          <w:iCs/>
-          <w:sz w:val="28"/>
-          <w:szCs w:val="28"/>
-        </w:rPr>
-        <w:t>(совпадает с порядком завершения DFS).</w:t>
+        <w:t> 1, 2, 4, 6, 5, 3, 0</w:t>
+      </w:r>
+      <w:r>
+        <w:rPr>
+          <w:rFonts w:ascii="Times New Roman" w:hAnsi="Times New Roman" w:cs="Times New Roman"/>
+          <w:sz w:val="28"/>
+          <w:szCs w:val="28"/>
+        </w:rPr>
+        <w:t>.</w:t>
       </w:r>
     </w:p>
     <w:p>
@@ -5574,6 +5489,7 @@
       <w:r>
         <w:rPr>
           <w:rFonts w:ascii="Times New Roman" w:hAnsi="Times New Roman" w:cs="Times New Roman"/>
+          <w:noProof/>
           <w:sz w:val="28"/>
           <w:szCs w:val="28"/>
           <w:lang w:val="ru-RU"/>
@@ -5595,7 +5511,7 @@
                     <pic:cNvPicPr/>
                   </pic:nvPicPr>
                   <pic:blipFill>
-                    <a:blip r:embed="rId5"/>
+                    <a:blip r:embed="rId6"/>
                     <a:stretch>
                       <a:fillRect/>
                     </a:stretch>
@@ -5658,16 +5574,16 @@
           <w:rFonts w:ascii="Times New Roman" w:hAnsi="Times New Roman" w:cs="Times New Roman"/>
           <w:sz w:val="28"/>
           <w:szCs w:val="28"/>
-          <w:lang w:val="en-US"/>
-        </w:rPr>
-      </w:pPr>
-      <w:r>
-        <w:rPr>
-          <w:rFonts w:ascii="Times New Roman" w:hAnsi="Times New Roman" w:cs="Times New Roman"/>
-          <w:sz w:val="28"/>
-          <w:szCs w:val="28"/>
           <w:lang w:val="ru-RU"/>
         </w:rPr>
+      </w:pPr>
+      <w:r>
+        <w:rPr>
+          <w:rFonts w:ascii="Times New Roman" w:hAnsi="Times New Roman" w:cs="Times New Roman"/>
+          <w:sz w:val="28"/>
+          <w:szCs w:val="28"/>
+          <w:lang w:val="ru-RU"/>
+        </w:rPr>
         <w:t>(0</w:t>
       </w:r>
       <w:r>
@@ -5675,7 +5591,7 @@
           <w:rFonts w:ascii="Times New Roman" w:hAnsi="Times New Roman" w:cs="Times New Roman"/>
           <w:sz w:val="28"/>
           <w:szCs w:val="28"/>
-          <w:lang w:val="en-US"/>
+          <w:lang w:val="ru-RU"/>
         </w:rPr>
         <w:t>, 1) = 8</w:t>
       </w:r>
@@ -5688,15 +5604,15 @@
           <w:rFonts w:ascii="Times New Roman" w:hAnsi="Times New Roman" w:cs="Times New Roman"/>
           <w:sz w:val="28"/>
           <w:szCs w:val="28"/>
-          <w:lang w:val="en-US"/>
-        </w:rPr>
-      </w:pPr>
-      <w:r>
-        <w:rPr>
-          <w:rFonts w:ascii="Times New Roman" w:hAnsi="Times New Roman" w:cs="Times New Roman"/>
-          <w:sz w:val="28"/>
-          <w:szCs w:val="28"/>
-          <w:lang w:val="en-US"/>
+          <w:lang w:val="ru-RU"/>
+        </w:rPr>
+      </w:pPr>
+      <w:r>
+        <w:rPr>
+          <w:rFonts w:ascii="Times New Roman" w:hAnsi="Times New Roman" w:cs="Times New Roman"/>
+          <w:sz w:val="28"/>
+          <w:szCs w:val="28"/>
+          <w:lang w:val="ru-RU"/>
         </w:rPr>
         <w:t>(0, 3) = 2</w:t>
       </w:r>
@@ -5709,15 +5625,15 @@
           <w:rFonts w:ascii="Times New Roman" w:hAnsi="Times New Roman" w:cs="Times New Roman"/>
           <w:sz w:val="28"/>
           <w:szCs w:val="28"/>
-          <w:lang w:val="en-US"/>
-        </w:rPr>
-      </w:pPr>
-      <w:r>
-        <w:rPr>
-          <w:rFonts w:ascii="Times New Roman" w:hAnsi="Times New Roman" w:cs="Times New Roman"/>
-          <w:sz w:val="28"/>
-          <w:szCs w:val="28"/>
-          <w:lang w:val="en-US"/>
+          <w:lang w:val="ru-RU"/>
+        </w:rPr>
+      </w:pPr>
+      <w:r>
+        <w:rPr>
+          <w:rFonts w:ascii="Times New Roman" w:hAnsi="Times New Roman" w:cs="Times New Roman"/>
+          <w:sz w:val="28"/>
+          <w:szCs w:val="28"/>
+          <w:lang w:val="ru-RU"/>
         </w:rPr>
         <w:t>(3, 2) = 9</w:t>
       </w:r>
@@ -5730,15 +5646,15 @@
           <w:rFonts w:ascii="Times New Roman" w:hAnsi="Times New Roman" w:cs="Times New Roman"/>
           <w:sz w:val="28"/>
           <w:szCs w:val="28"/>
-          <w:lang w:val="en-US"/>
-        </w:rPr>
-      </w:pPr>
-      <w:r>
-        <w:rPr>
-          <w:rFonts w:ascii="Times New Roman" w:hAnsi="Times New Roman" w:cs="Times New Roman"/>
-          <w:sz w:val="28"/>
-          <w:szCs w:val="28"/>
-          <w:lang w:val="en-US"/>
+          <w:lang w:val="ru-RU"/>
+        </w:rPr>
+      </w:pPr>
+      <w:r>
+        <w:rPr>
+          <w:rFonts w:ascii="Times New Roman" w:hAnsi="Times New Roman" w:cs="Times New Roman"/>
+          <w:sz w:val="28"/>
+          <w:szCs w:val="28"/>
+          <w:lang w:val="ru-RU"/>
         </w:rPr>
         <w:t>(3, 5) = 6</w:t>
       </w:r>
@@ -5751,15 +5667,15 @@
           <w:rFonts w:ascii="Times New Roman" w:hAnsi="Times New Roman" w:cs="Times New Roman"/>
           <w:sz w:val="28"/>
           <w:szCs w:val="28"/>
-          <w:lang w:val="en-US"/>
-        </w:rPr>
-      </w:pPr>
-      <w:r>
-        <w:rPr>
-          <w:rFonts w:ascii="Times New Roman" w:hAnsi="Times New Roman" w:cs="Times New Roman"/>
-          <w:sz w:val="28"/>
-          <w:szCs w:val="28"/>
-          <w:lang w:val="en-US"/>
+          <w:lang w:val="ru-RU"/>
+        </w:rPr>
+      </w:pPr>
+      <w:r>
+        <w:rPr>
+          <w:rFonts w:ascii="Times New Roman" w:hAnsi="Times New Roman" w:cs="Times New Roman"/>
+          <w:sz w:val="28"/>
+          <w:szCs w:val="28"/>
+          <w:lang w:val="ru-RU"/>
         </w:rPr>
         <w:t>(3, 6) = 9</w:t>
       </w:r>
@@ -5772,15 +5688,15 @@
           <w:rFonts w:ascii="Times New Roman" w:hAnsi="Times New Roman" w:cs="Times New Roman"/>
           <w:sz w:val="28"/>
           <w:szCs w:val="28"/>
-          <w:lang w:val="en-US"/>
-        </w:rPr>
-      </w:pPr>
-      <w:r>
-        <w:rPr>
-          <w:rFonts w:ascii="Times New Roman" w:hAnsi="Times New Roman" w:cs="Times New Roman"/>
-          <w:sz w:val="28"/>
-          <w:szCs w:val="28"/>
-          <w:lang w:val="en-US"/>
+          <w:lang w:val="ru-RU"/>
+        </w:rPr>
+      </w:pPr>
+      <w:r>
+        <w:rPr>
+          <w:rFonts w:ascii="Times New Roman" w:hAnsi="Times New Roman" w:cs="Times New Roman"/>
+          <w:sz w:val="28"/>
+          <w:szCs w:val="28"/>
+          <w:lang w:val="ru-RU"/>
         </w:rPr>
         <w:t>(4, 1) = 3</w:t>
       </w:r>
@@ -5793,15 +5709,15 @@
           <w:rFonts w:ascii="Times New Roman" w:hAnsi="Times New Roman" w:cs="Times New Roman"/>
           <w:sz w:val="28"/>
           <w:szCs w:val="28"/>
-          <w:lang w:val="en-US"/>
-        </w:rPr>
-      </w:pPr>
-      <w:r>
-        <w:rPr>
-          <w:rFonts w:ascii="Times New Roman" w:hAnsi="Times New Roman" w:cs="Times New Roman"/>
-          <w:sz w:val="28"/>
-          <w:szCs w:val="28"/>
-          <w:lang w:val="en-US"/>
+          <w:lang w:val="ru-RU"/>
+        </w:rPr>
+      </w:pPr>
+      <w:r>
+        <w:rPr>
+          <w:rFonts w:ascii="Times New Roman" w:hAnsi="Times New Roman" w:cs="Times New Roman"/>
+          <w:sz w:val="28"/>
+          <w:szCs w:val="28"/>
+          <w:lang w:val="ru-RU"/>
         </w:rPr>
         <w:t>(5, 2) = 10</w:t>
       </w:r>
@@ -5814,15 +5730,15 @@
           <w:rFonts w:ascii="Times New Roman" w:hAnsi="Times New Roman" w:cs="Times New Roman"/>
           <w:sz w:val="28"/>
           <w:szCs w:val="28"/>
-          <w:lang w:val="en-US"/>
-        </w:rPr>
-      </w:pPr>
-      <w:r>
-        <w:rPr>
-          <w:rFonts w:ascii="Times New Roman" w:hAnsi="Times New Roman" w:cs="Times New Roman"/>
-          <w:sz w:val="28"/>
-          <w:szCs w:val="28"/>
-          <w:lang w:val="en-US"/>
+          <w:lang w:val="ru-RU"/>
+        </w:rPr>
+      </w:pPr>
+      <w:r>
+        <w:rPr>
+          <w:rFonts w:ascii="Times New Roman" w:hAnsi="Times New Roman" w:cs="Times New Roman"/>
+          <w:sz w:val="28"/>
+          <w:szCs w:val="28"/>
+          <w:lang w:val="ru-RU"/>
         </w:rPr>
         <w:t>(5, 6) = 2</w:t>
       </w:r>
@@ -5835,15 +5751,15 @@
           <w:rFonts w:ascii="Times New Roman" w:hAnsi="Times New Roman" w:cs="Times New Roman"/>
           <w:sz w:val="28"/>
           <w:szCs w:val="28"/>
-          <w:lang w:val="en-US"/>
-        </w:rPr>
-      </w:pPr>
-      <w:r>
-        <w:rPr>
-          <w:rFonts w:ascii="Times New Roman" w:hAnsi="Times New Roman" w:cs="Times New Roman"/>
-          <w:sz w:val="28"/>
-          <w:szCs w:val="28"/>
-          <w:lang w:val="en-US"/>
+          <w:lang w:val="ru-RU"/>
+        </w:rPr>
+      </w:pPr>
+      <w:r>
+        <w:rPr>
+          <w:rFonts w:ascii="Times New Roman" w:hAnsi="Times New Roman" w:cs="Times New Roman"/>
+          <w:sz w:val="28"/>
+          <w:szCs w:val="28"/>
+          <w:lang w:val="ru-RU"/>
         </w:rPr>
         <w:t>(6, 4) = 2</w:t>
       </w:r>
@@ -5875,7 +5791,7 @@
           <w:sz w:val="28"/>
           <w:szCs w:val="28"/>
         </w:rPr>
-        <w:t> Начинаем с вершины 0. Добавленные вершины: V' = {0}. Доступные ребра: (0,1)[8], (0,3)[2]. Выбираем минимальное — </w:t>
+        <w:t> Начинаем с вершины 0. Добавленные вершины: V = {0}. Доступные ребра: (0,1)[8], (0,3)[2]. Выбираем минимальное — </w:t>
       </w:r>
       <w:r>
         <w:rPr>
@@ -5922,7 +5838,7 @@
           <w:sz w:val="28"/>
           <w:szCs w:val="28"/>
         </w:rPr>
-        <w:t> V' = {0, 3}. Доступные ребра: (0,1)[8], (3,2)[9], (3,5)[6], (3,6)[9]. Выбираем </w:t>
+        <w:t> V = {0, 3}. Доступные ребра: (0,1)[8], (3,2)[9], (3,5)[6], (3,6)[9]. Выбираем </w:t>
       </w:r>
       <w:r>
         <w:rPr>
@@ -5969,7 +5885,7 @@
           <w:sz w:val="28"/>
           <w:szCs w:val="28"/>
         </w:rPr>
-        <w:t> V' = {0, 3, 5}. Доступные: (0,1)[8], (3,2)[9], (3,6)[9], (5,2)[10], (5,6)[2]. Выбираем </w:t>
+        <w:t> V = {0, 3, 5}. Доступные: (0,1)[8], (3,2)[9], (3,6)[9], (5,2)[10], (5,6)[2]. Выбираем </w:t>
       </w:r>
       <w:r>
         <w:rPr>
@@ -6016,7 +5932,7 @@
           <w:sz w:val="28"/>
           <w:szCs w:val="28"/>
         </w:rPr>
-        <w:t> V' = {0, 3, 5, 6}. Доступные: (0,1)[8], (3,2)[9], (3,6)[9]-цикл, (5,2)[10], (6,4)[2]. Выбираем </w:t>
+        <w:t> V = {0, 3, 5, 6}. Доступные: (0,1)[8], (3,2)[9], (3,6)[9]-цикл, (5,2)[10], (6,4)[2]. Выбираем </w:t>
       </w:r>
       <w:r>
         <w:rPr>
@@ -6063,7 +5979,7 @@
           <w:sz w:val="28"/>
           <w:szCs w:val="28"/>
         </w:rPr>
-        <w:t> V' = {0, 3, 5, 6, 4}. Доступные: (0,1)[8], (3,2)[9], (5,2)[10], (4,1)[3]. Выбираем </w:t>
+        <w:t> V = {0, 3, 5, 6, 4}. Доступные: (0,1)[8], (3,2)[9], (5,2)[10], (4,1)[3]. Выбираем </w:t>
       </w:r>
       <w:r>
         <w:rPr>
@@ -6110,7 +6026,7 @@
           <w:sz w:val="28"/>
           <w:szCs w:val="28"/>
         </w:rPr>
-        <w:t> V' = {0, 3, 5, 6, 4, 1}. Доступные: (0,1)[8]-цикл, (3,2)[9], (5,2)[10]. Выбираем </w:t>
+        <w:t> V = {0, 3, 5, 6, 4, 1}. Доступные: (0,1)[8]-цикл, (3,2)[9], (5,2)[10]. Выбираем </w:t>
       </w:r>
       <w:r>
         <w:rPr>
@@ -6178,7 +6094,7 @@
           <w:sz w:val="28"/>
           <w:szCs w:val="28"/>
         </w:rPr>
-        <w:t>Ребра МОД:</w:t>
+        <w:t>Ребра:</w:t>
       </w:r>
       <w:r>
         <w:rPr>
@@ -6235,7 +6151,7 @@
           <w:rFonts w:ascii="Times New Roman" w:hAnsi="Times New Roman" w:cs="Times New Roman"/>
           <w:sz w:val="28"/>
           <w:szCs w:val="28"/>
-          <w:lang w:val="en-US"/>
+          <w:lang w:val="ru-RU"/>
         </w:rPr>
       </w:pPr>
     </w:p>
@@ -6741,7 +6657,7 @@
           <w:sz w:val="28"/>
           <w:szCs w:val="28"/>
         </w:rPr>
-        <w:t>Ребра МОД:</w:t>
+        <w:t>Ребра:</w:t>
       </w:r>
       <w:r>
         <w:rPr>
@@ -6802,8 +6718,97 @@
 </file>
 
 <file path=word/numbering.xml><?xml version="1.0" encoding="utf-8"?>
-<w:numbering xmlns:wpc="http://schemas.microsoft.com/office/word/2010/wordprocessingCanvas" xmlns:cx="http://schemas.microsoft.com/office/drawing/2014/chartex" xmlns:cx1="http://schemas.microsoft.com/office/drawing/2015/9/8/chartex" xmlns:cx2="http://schemas.microsoft.com/office/drawing/2015/10/21/chartex" xmlns:cx3="http://schemas.microsoft.com/office/drawing/2016/5/9/chartex" xmlns:cx4="http://schemas.microsoft.com/office/drawing/2016/5/10/chartex" xmlns:cx5="http://schemas.microsoft.com/office/drawing/2016/5/11/chartex" xmlns:cx6="http://schemas.microsoft.com/office/drawing/2016/5/12/chartex" xmlns:cx7="http://schemas.microsoft.com/office/drawing/2016/5/13/chartex" xmlns:cx8="http://schemas.microsoft.com/office/drawing/2016/5/14/chartex" xmlns:mc="http://schemas.openxmlformats.org/markup-compatibility/2006" xmlns:aink="http://schemas.microsoft.com/office/drawing/2016/ink" xmlns:am3d="http://schemas.microsoft.com/office/drawing/2017/model3d" xmlns:o="urn:schemas-microsoft-com:office:office" xmlns:oel="http://schemas.microsoft.com/office/2019/extlst" xmlns:r="http://schemas.openxmlformats.org/officeDocument/2006/relationships" xmlns:m="http://schemas.openxmlformats.org/officeDocument/2006/math" xmlns:v="urn:schemas-microsoft-com:vml" xmlns:wp14="http://schemas.microsoft.com/office/word/2010/wordprocessingDrawing" xmlns:wp="http://schemas.openxmlformats.org/drawingml/2006/wordprocessingDrawing" xmlns:w10="urn:schemas-microsoft-com:office:word" xmlns:w="http://schemas.openxmlformats.org/wordprocessingml/2006/main" xmlns:w14="http://schemas.microsoft.com/office/word/2010/wordml" xmlns:w15="http://schemas.microsoft.com/office/word/2012/wordml" xmlns:w16cex="http://schemas.microsoft.com/office/word/2018/wordml/cex" xmlns:w16cid="http://schemas.microsoft.com/office/word/2016/wordml/cid" xmlns:w16="http://schemas.microsoft.com/office/word/2018/wordml" xmlns:w16du="http://schemas.microsoft.com/office/word/2023/wordml/word16du" xmlns:w16sdtdh="http://schemas.microsoft.com/office/word/2020/wordml/sdtdatahash" xmlns:w16sdtfl="http://schemas.microsoft.com/office/word/2024/wordml/sdtformatlock" xmlns:w16se="http://schemas.microsoft.com/office/word/2015/wordml/symex" xmlns:wpg="http://schemas.microsoft.com/office/word/2010/wordprocessingGroup" xmlns:wpi="http://schemas.microsoft.com/office/word/2010/wordprocessingInk" xmlns:wne="http://schemas.microsoft.com/office/word/2006/wordml" xmlns:wps="http://schemas.microsoft.com/office/word/2010/wordprocessingShape" mc:Ignorable="w14 w15 w16se w16cid w16 w16cex w16sdtdh w16sdtfl w16du wp14">
+<w:numbering xmlns:wpc="http://schemas.microsoft.com/office/word/2010/wordprocessingCanvas" xmlns:cx="http://schemas.microsoft.com/office/drawing/2014/chartex" xmlns:cx1="http://schemas.microsoft.com/office/drawing/2015/9/8/chartex" xmlns:cx2="http://schemas.microsoft.com/office/drawing/2015/10/21/chartex" xmlns:cx3="http://schemas.microsoft.com/office/drawing/2016/5/9/chartex" xmlns:cx4="http://schemas.microsoft.com/office/drawing/2016/5/10/chartex" xmlns:cx5="http://schemas.microsoft.com/office/drawing/2016/5/11/chartex" xmlns:cx6="http://schemas.microsoft.com/office/drawing/2016/5/12/chartex" xmlns:cx7="http://schemas.microsoft.com/office/drawing/2016/5/13/chartex" xmlns:cx8="http://schemas.microsoft.com/office/drawing/2016/5/14/chartex" xmlns:mc="http://schemas.openxmlformats.org/markup-compatibility/2006" xmlns:aink="http://schemas.microsoft.com/office/drawing/2016/ink" xmlns:am3d="http://schemas.microsoft.com/office/drawing/2017/model3d" xmlns:o="urn:schemas-microsoft-com:office:office" xmlns:oel="http://schemas.microsoft.com/office/2019/extlst" xmlns:r="http://schemas.openxmlformats.org/officeDocument/2006/relationships" xmlns:m="http://schemas.openxmlformats.org/officeDocument/2006/math" xmlns:v="urn:schemas-microsoft-com:vml" xmlns:wp14="http://schemas.microsoft.com/office/word/2010/wordprocessingDrawing" xmlns:wp="http://schemas.openxmlformats.org/drawingml/2006/wordprocessingDrawing" xmlns:w10="urn:schemas-microsoft-com:office:word" xmlns:w="http://schemas.openxmlformats.org/wordprocessingml/2006/main" xmlns:w14="http://schemas.microsoft.com/office/word/2010/wordml" xmlns:w15="http://schemas.microsoft.com/office/word/2012/wordml" xmlns:w16cex="http://schemas.microsoft.com/office/word/2018/wordml/cex" xmlns:w16cid="http://schemas.microsoft.com/office/word/2016/wordml/cid" xmlns:w16="http://schemas.microsoft.com/office/word/2018/wordml" xmlns:w16sdtdh="http://schemas.microsoft.com/office/word/2020/wordml/sdtdatahash" xmlns:w16se="http://schemas.microsoft.com/office/word/2015/wordml/symex" xmlns:wpg="http://schemas.microsoft.com/office/word/2010/wordprocessingGroup" xmlns:wpi="http://schemas.microsoft.com/office/word/2010/wordprocessingInk" xmlns:wne="http://schemas.microsoft.com/office/word/2006/wordml" xmlns:wps="http://schemas.microsoft.com/office/word/2010/wordprocessingShape" mc:Ignorable="w14 w15 w16se w16cid w16 w16cex w16sdtdh wp14">
   <w:abstractNum w:abstractNumId="0" w15:restartNumberingAfterBreak="0">
+    <w:nsid w:val="0C541E84"/>
+    <w:multiLevelType w:val="hybridMultilevel"/>
+    <w:tmpl w:val="C368E9D2"/>
+    <w:lvl w:ilvl="0" w:tplc="53F8C8D2">
+      <w:start w:val="1"/>
+      <w:numFmt w:val="decimal"/>
+      <w:lvlText w:val="%1."/>
+      <w:lvlJc w:val="left"/>
+      <w:pPr>
+        <w:ind w:left="-66" w:hanging="360"/>
+      </w:pPr>
+      <w:rPr>
+        <w:rFonts w:hint="default"/>
+      </w:rPr>
+    </w:lvl>
+    <w:lvl w:ilvl="1" w:tplc="20000019" w:tentative="1">
+      <w:start w:val="1"/>
+      <w:numFmt w:val="lowerLetter"/>
+      <w:lvlText w:val="%2."/>
+      <w:lvlJc w:val="left"/>
+      <w:pPr>
+        <w:ind w:left="654" w:hanging="360"/>
+      </w:pPr>
+    </w:lvl>
+    <w:lvl w:ilvl="2" w:tplc="2000001B" w:tentative="1">
+      <w:start w:val="1"/>
+      <w:numFmt w:val="lowerRoman"/>
+      <w:lvlText w:val="%3."/>
+      <w:lvlJc w:val="right"/>
+      <w:pPr>
+        <w:ind w:left="1374" w:hanging="180"/>
+      </w:pPr>
+    </w:lvl>
+    <w:lvl w:ilvl="3" w:tplc="2000000F" w:tentative="1">
+      <w:start w:val="1"/>
+      <w:numFmt w:val="decimal"/>
+      <w:lvlText w:val="%4."/>
+      <w:lvlJc w:val="left"/>
+      <w:pPr>
+        <w:ind w:left="2094" w:hanging="360"/>
+      </w:pPr>
+    </w:lvl>
+    <w:lvl w:ilvl="4" w:tplc="20000019" w:tentative="1">
+      <w:start w:val="1"/>
+      <w:numFmt w:val="lowerLetter"/>
+      <w:lvlText w:val="%5."/>
+      <w:lvlJc w:val="left"/>
+      <w:pPr>
+        <w:ind w:left="2814" w:hanging="360"/>
+      </w:pPr>
+    </w:lvl>
+    <w:lvl w:ilvl="5" w:tplc="2000001B" w:tentative="1">
+      <w:start w:val="1"/>
+      <w:numFmt w:val="lowerRoman"/>
+      <w:lvlText w:val="%6."/>
+      <w:lvlJc w:val="right"/>
+      <w:pPr>
+        <w:ind w:left="3534" w:hanging="180"/>
+      </w:pPr>
+    </w:lvl>
+    <w:lvl w:ilvl="6" w:tplc="2000000F" w:tentative="1">
+      <w:start w:val="1"/>
+      <w:numFmt w:val="decimal"/>
+      <w:lvlText w:val="%7."/>
+      <w:lvlJc w:val="left"/>
+      <w:pPr>
+        <w:ind w:left="4254" w:hanging="360"/>
+      </w:pPr>
+    </w:lvl>
+    <w:lvl w:ilvl="7" w:tplc="20000019" w:tentative="1">
+      <w:start w:val="1"/>
+      <w:numFmt w:val="lowerLetter"/>
+      <w:lvlText w:val="%8."/>
+      <w:lvlJc w:val="left"/>
+      <w:pPr>
+        <w:ind w:left="4974" w:hanging="360"/>
+      </w:pPr>
+    </w:lvl>
+    <w:lvl w:ilvl="8" w:tplc="2000001B" w:tentative="1">
+      <w:start w:val="1"/>
+      <w:numFmt w:val="lowerRoman"/>
+      <w:lvlText w:val="%9."/>
+      <w:lvlJc w:val="right"/>
+      <w:pPr>
+        <w:ind w:left="5694" w:hanging="180"/>
+      </w:pPr>
+    </w:lvl>
+  </w:abstractNum>
+  <w:abstractNum w:abstractNumId="1" w15:restartNumberingAfterBreak="0">
     <w:nsid w:val="29112228"/>
     <w:multiLevelType w:val="multilevel"/>
     <w:tmpl w:val="FFB454C2"/>
@@ -6952,7 +6957,7 @@
       </w:rPr>
     </w:lvl>
   </w:abstractNum>
-  <w:abstractNum w:abstractNumId="1" w15:restartNumberingAfterBreak="0">
+  <w:abstractNum w:abstractNumId="2" w15:restartNumberingAfterBreak="0">
     <w:nsid w:val="408F66E2"/>
     <w:multiLevelType w:val="multilevel"/>
     <w:tmpl w:val="5E44DF42"/>
@@ -7101,7 +7106,7 @@
       </w:rPr>
     </w:lvl>
   </w:abstractNum>
-  <w:abstractNum w:abstractNumId="2" w15:restartNumberingAfterBreak="0">
+  <w:abstractNum w:abstractNumId="3" w15:restartNumberingAfterBreak="0">
     <w:nsid w:val="45691236"/>
     <w:multiLevelType w:val="multilevel"/>
     <w:tmpl w:val="D0D4D510"/>
@@ -7250,7 +7255,7 @@
       </w:rPr>
     </w:lvl>
   </w:abstractNum>
-  <w:abstractNum w:abstractNumId="3" w15:restartNumberingAfterBreak="0">
+  <w:abstractNum w:abstractNumId="4" w15:restartNumberingAfterBreak="0">
     <w:nsid w:val="68473677"/>
     <w:multiLevelType w:val="multilevel"/>
     <w:tmpl w:val="5046E740"/>
@@ -7399,7 +7404,7 @@
       </w:rPr>
     </w:lvl>
   </w:abstractNum>
-  <w:abstractNum w:abstractNumId="4" w15:restartNumberingAfterBreak="0">
+  <w:abstractNum w:abstractNumId="5" w15:restartNumberingAfterBreak="0">
     <w:nsid w:val="6AF50741"/>
     <w:multiLevelType w:val="multilevel"/>
     <w:tmpl w:val="FA789102"/>
@@ -7513,25 +7518,28 @@
     </w:lvl>
   </w:abstractNum>
   <w:num w:numId="1" w16cid:durableId="1118181091">
+    <w:abstractNumId w:val="3"/>
+  </w:num>
+  <w:num w:numId="2" w16cid:durableId="1174415666">
     <w:abstractNumId w:val="2"/>
   </w:num>
-  <w:num w:numId="2" w16cid:durableId="1174415666">
+  <w:num w:numId="3" w16cid:durableId="168836267">
+    <w:abstractNumId w:val="4"/>
+  </w:num>
+  <w:num w:numId="4" w16cid:durableId="767119833">
+    <w:abstractNumId w:val="5"/>
+  </w:num>
+  <w:num w:numId="5" w16cid:durableId="103572291">
     <w:abstractNumId w:val="1"/>
   </w:num>
-  <w:num w:numId="3" w16cid:durableId="168836267">
-    <w:abstractNumId w:val="3"/>
-  </w:num>
-  <w:num w:numId="4" w16cid:durableId="767119833">
-    <w:abstractNumId w:val="4"/>
-  </w:num>
-  <w:num w:numId="5" w16cid:durableId="103572291">
+  <w:num w:numId="6" w16cid:durableId="1936597241">
     <w:abstractNumId w:val="0"/>
   </w:num>
 </w:numbering>
 </file>
 
 <file path=word/styles.xml><?xml version="1.0" encoding="utf-8"?>
-<w:styles xmlns:mc="http://schemas.openxmlformats.org/markup-compatibility/2006" xmlns:r="http://schemas.openxmlformats.org/officeDocument/2006/relationships" xmlns:w="http://schemas.openxmlformats.org/wordprocessingml/2006/main" xmlns:w14="http://schemas.microsoft.com/office/word/2010/wordml" xmlns:w15="http://schemas.microsoft.com/office/word/2012/wordml" xmlns:w16cex="http://schemas.microsoft.com/office/word/2018/wordml/cex" xmlns:w16cid="http://schemas.microsoft.com/office/word/2016/wordml/cid" xmlns:w16="http://schemas.microsoft.com/office/word/2018/wordml" xmlns:w16du="http://schemas.microsoft.com/office/word/2023/wordml/word16du" xmlns:w16sdtdh="http://schemas.microsoft.com/office/word/2020/wordml/sdtdatahash" xmlns:w16sdtfl="http://schemas.microsoft.com/office/word/2024/wordml/sdtformatlock" xmlns:w16se="http://schemas.microsoft.com/office/word/2015/wordml/symex" mc:Ignorable="w14 w15 w16se w16cid w16 w16cex w16sdtdh w16sdtfl w16du">
+<w:styles xmlns:mc="http://schemas.openxmlformats.org/markup-compatibility/2006" xmlns:r="http://schemas.openxmlformats.org/officeDocument/2006/relationships" xmlns:w="http://schemas.openxmlformats.org/wordprocessingml/2006/main" xmlns:w14="http://schemas.microsoft.com/office/word/2010/wordml" xmlns:w15="http://schemas.microsoft.com/office/word/2012/wordml" xmlns:w16cex="http://schemas.microsoft.com/office/word/2018/wordml/cex" xmlns:w16cid="http://schemas.microsoft.com/office/word/2016/wordml/cid" xmlns:w16="http://schemas.microsoft.com/office/word/2018/wordml" xmlns:w16sdtdh="http://schemas.microsoft.com/office/word/2020/wordml/sdtdatahash" xmlns:w16se="http://schemas.microsoft.com/office/word/2015/wordml/symex" mc:Ignorable="w14 w15 w16se w16cid w16 w16cex w16sdtdh">
   <w:docDefaults>
     <w:rPrDefault>
       <w:rPr>
@@ -8135,6 +8143,7 @@
   <w:style w:type="character" w:default="1" w:styleId="a0">
     <w:name w:val="Default Paragraph Font"/>
     <w:uiPriority w:val="1"/>
+    <w:semiHidden/>
     <w:unhideWhenUsed/>
   </w:style>
   <w:style w:type="table" w:default="1" w:styleId="a1">
@@ -8775,4 +8784,16 @@
     </a:ext>
   </a:extLst>
 </a:theme>
+</file>
+
+<file path=customXml/item1.xml><?xml version="1.0" encoding="utf-8"?>
+<b:Sources xmlns:b="http://schemas.openxmlformats.org/officeDocument/2006/bibliography" xmlns="http://schemas.openxmlformats.org/officeDocument/2006/bibliography" SelectedStyle="\APASixthEditionOfficeOnline.xsl" StyleName="APA" Version="6"/>
+</file>
+
+<file path=customXml/itemProps1.xml><?xml version="1.0" encoding="utf-8"?>
+<ds:datastoreItem xmlns:ds="http://schemas.openxmlformats.org/officeDocument/2006/customXml" ds:itemID="{A55DFF4F-6D2C-485F-80C0-DEAFF4759038}">
+  <ds:schemaRefs>
+    <ds:schemaRef ds:uri="http://schemas.openxmlformats.org/officeDocument/2006/bibliography"/>
+  </ds:schemaRefs>
+</ds:datastoreItem>
 </file>